--- a/AI_Boardroom_Documentation.docx
+++ b/AI_Boardroom_Documentation.docx
@@ -5,41 +5,56 @@
     <w:p>
       <w:pPr>
         <w:jc w:val="center"/>
+        <w:rPr>
+          <w:b/>
+          <w:sz w:val="44"/>
+        </w:rPr>
+      </w:pPr>
+    </w:p>
+    <w:p>
+      <w:pPr>
+        <w:jc w:val="center"/>
+        <w:rPr>
+          <w:b/>
+          <w:sz w:val="44"/>
+        </w:rPr>
+      </w:pPr>
+    </w:p>
+    <w:p>
+      <w:pPr>
+        <w:jc w:val="center"/>
+        <w:rPr>
+          <w:b/>
+          <w:sz w:val="44"/>
+        </w:rPr>
+      </w:pPr>
+    </w:p>
+    <w:p>
+      <w:pPr>
+        <w:jc w:val="center"/>
+        <w:rPr>
+          <w:b/>
+          <w:sz w:val="44"/>
+        </w:rPr>
+      </w:pPr>
+    </w:p>
+    <w:p>
+      <w:pPr>
+        <w:jc w:val="center"/>
       </w:pPr>
       <w:r>
         <w:rPr>
           <w:b/>
-          <w:sz w:val="52"/>
+          <w:sz w:val="44"/>
         </w:rPr>
         <w:t>AI Boardroom</w:t>
       </w:r>
       <w:r>
         <w:rPr>
           <w:b/>
-          <w:sz w:val="52"/>
+          <w:sz w:val="44"/>
         </w:rPr>
-        <w:br/>
-      </w:r>
-      <w:r>
-        <w:rPr>
-          <w:b/>
-          <w:sz w:val="36"/>
-        </w:rPr>
-        <w:t>Complete Project</w:t>
-      </w:r>
-      <w:r>
-        <w:rPr>
-          <w:b/>
-          <w:sz w:val="36"/>
-        </w:rPr>
-        <w:t xml:space="preserve"> plan</w:t>
-      </w:r>
-      <w:r>
-        <w:rPr>
-          <w:b/>
-          <w:sz w:val="36"/>
-        </w:rPr>
-        <w:t xml:space="preserve"> Documentation</w:t>
+        <w:t xml:space="preserve"> Complete Project Documentation</w:t>
       </w:r>
     </w:p>
     <w:p>
@@ -49,56 +64,65 @@
       <w:r>
         <w:rPr>
           <w:i/>
-          <w:sz w:val="22"/>
         </w:rPr>
-        <w:t>A premium Streamlit boardroom simulator for AI startup strategy discussions, investor pitching, and business-plan generation.</w:t>
+        <w:t>Last Updated: 2026-05-03</w:t>
       </w:r>
     </w:p>
-    <w:p/>
+    <w:p>
+      <w:pPr>
+        <w:jc w:val="center"/>
+      </w:pPr>
+      <w:r>
+        <w:rPr>
+          <w:i/>
+        </w:rPr>
+        <w:t>Repository: Zulqarnain-AI/AI-BoardRoom</w:t>
+      </w:r>
+    </w:p>
     <w:p>
       <w:r>
         <w:br w:type="page"/>
       </w:r>
     </w:p>
+    <w:p/>
     <w:p>
       <w:pPr>
         <w:pStyle w:val="Heading1"/>
       </w:pPr>
       <w:r>
-        <w:lastRenderedPageBreak/>
         <w:t>1. Project Overview</w:t>
       </w:r>
     </w:p>
     <w:p>
-      <w:pPr>
-        <w:pStyle w:val="ListBullet"/>
-      </w:pPr>
       <w:r>
-        <w:t>AI Boardroom is a Streamlit application that simulates a live executive boardroom for startup ideas.</w:t>
+        <w:t xml:space="preserve">AI Boardroom is an interactive multi-agent startup simulation where the user acts as the Chairperson. The user enters a </w:t>
+      </w:r>
+      <w:r>
+        <w:t>startup idea, manages a boardroom discussion among five AI personas (CEO, CTO, CFO, CMO, Investor), and generates a structured investor pitch plus a downloadable business plan.</w:t>
       </w:r>
     </w:p>
     <w:p>
-      <w:pPr>
-        <w:pStyle w:val="ListBullet"/>
-      </w:pPr>
       <w:r>
-        <w:t>The user acts as the Chairperson and controls five AI agents: CEO, CTO, CFO, CMO, and Investor.</w:t>
+        <w:t>The application is designed for ideation, critical thinking, and rapid pitch dr</w:t>
+      </w:r>
+      <w:r>
+        <w:t>afting. It combines role-based LLM responses, stateful conversation context, and a polished Streamlit interface.</w:t>
       </w:r>
     </w:p>
     <w:p>
       <w:pPr>
-        <w:pStyle w:val="ListBullet"/>
+        <w:pStyle w:val="Heading1"/>
       </w:pPr>
       <w:r>
-        <w:t>The app supports conversational debate, live response rendering, investor pitch generation, and downloadable business-plan output.</w:t>
+        <w:t>2. Objectives</w:t>
       </w:r>
     </w:p>
     <w:p>
       <w:pPr>
-        <w:pStyle w:val="Heading1"/>
+        <w:pStyle w:val="ListBullet"/>
       </w:pPr>
       <w:r>
-        <w:t>2. Core Capabilities</w:t>
+        <w:t>Simulate realistic cross-functional boardroom debate with personality-driven AI agents.</w:t>
       </w:r>
     </w:p>
     <w:p>
@@ -106,7 +130,10 @@
         <w:pStyle w:val="ListBullet"/>
       </w:pPr>
       <w:r>
-        <w:t>Dark premium UI with a 3-column layout: board members, live session, and chairperson controls.</w:t>
+        <w:t>Allow the user to control discussion dire</w:t>
+      </w:r>
+      <w:r>
+        <w:t>ction as Chairperson.</w:t>
       </w:r>
     </w:p>
     <w:p>
@@ -114,7 +141,7 @@
         <w:pStyle w:val="ListBullet"/>
       </w:pPr>
       <w:r>
-        <w:t>Role-based AI participants with distinct personalities and color-coded message bubbles.</w:t>
+        <w:t>Synthesize debate into investor-ready pitch artifacts.</w:t>
       </w:r>
     </w:p>
     <w:p>
@@ -122,23 +149,23 @@
         <w:pStyle w:val="ListBullet"/>
       </w:pPr>
       <w:r>
-        <w:t>Session tracking with history management, turn counts, and debate state control.</w:t>
+        <w:t>Provide a clean UX with fast interaction and optional voice playback.</w:t>
       </w:r>
     </w:p>
     <w:p>
       <w:pPr>
-        <w:pStyle w:val="ListBullet"/>
+        <w:pStyle w:val="Heading1"/>
       </w:pPr>
       <w:r>
-        <w:t>Structured investor pitch generation plus business-plan generation and download.</w:t>
+        <w:t>3. Core Features</w:t>
       </w:r>
     </w:p>
     <w:p>
       <w:pPr>
-        <w:pStyle w:val="Heading1"/>
+        <w:pStyle w:val="ListBullet"/>
       </w:pPr>
       <w:r>
-        <w:t>3. User Experience Flow</w:t>
+        <w:t>Five predefined AI agents with distinct role prompts and behavior.</w:t>
       </w:r>
     </w:p>
     <w:p>
@@ -146,7 +173,10 @@
         <w:pStyle w:val="ListBullet"/>
       </w:pPr>
       <w:r>
-        <w:t>Enter a startup idea in the landing state.</w:t>
+        <w:t>Stateful discussion histo</w:t>
+      </w:r>
+      <w:r>
+        <w:t>ry with turn-by-turn context injection.</w:t>
       </w:r>
     </w:p>
     <w:p>
@@ -154,7 +184,7 @@
         <w:pStyle w:val="ListBullet"/>
       </w:pPr>
       <w:r>
-        <w:t>Start the boardroom session to initialize conversation state.</w:t>
+        <w:t>Direct agent summoning and freeform user interventions.</w:t>
       </w:r>
     </w:p>
     <w:p>
@@ -162,7 +192,7 @@
         <w:pStyle w:val="ListBullet"/>
       </w:pPr>
       <w:r>
-        <w:t>Summon any agent or speak as the Chairperson.</w:t>
+        <w:t>Board confidence scoring across Market, Tech, Finance, Growth, and Investor axes.</w:t>
       </w:r>
     </w:p>
     <w:p>
@@ -170,7 +200,7 @@
         <w:pStyle w:val="ListBullet"/>
       </w:pPr>
       <w:r>
-        <w:t>Review the latest response in the center panel, with optional history expansion.</w:t>
+        <w:t>Pitch generation as structured JSON rendered into UI sections.</w:t>
       </w:r>
     </w:p>
     <w:p>
@@ -178,7 +208,10 @@
         <w:pStyle w:val="ListBullet"/>
       </w:pPr>
       <w:r>
-        <w:t>Finish the debate and generate an investor pitch.</w:t>
+        <w:t>Business plan g</w:t>
+      </w:r>
+      <w:r>
+        <w:t>eneration in Markdown with downloadable file output.</w:t>
       </w:r>
     </w:p>
     <w:p>
@@ -186,7 +219,7 @@
         <w:pStyle w:val="ListBullet"/>
       </w:pPr>
       <w:r>
-        <w:t>Generate and download a structured business plan.</w:t>
+        <w:t>Optional text-to-speech playback per agent response using Edge TTS.</w:t>
       </w:r>
     </w:p>
     <w:p>
@@ -194,65 +227,7 @@
         <w:pStyle w:val="Heading1"/>
       </w:pPr>
       <w:r>
-        <w:t>4. Architecture</w:t>
-      </w:r>
-      <w:r>
-        <w:t xml:space="preserve"> </w:t>
-      </w:r>
-      <w:r>
-        <w:rPr>
-          <w:sz w:val="24"/>
-          <w:szCs w:val="24"/>
-        </w:rPr>
-        <w:t>(can be change if required during development)</w:t>
-      </w:r>
-    </w:p>
-    <w:p>
-      <w:pPr>
-        <w:pStyle w:val="ListBullet"/>
-      </w:pPr>
-      <w:r>
-        <w:t>app.py: main Streamlit application and layout orchestration.</w:t>
-      </w:r>
-    </w:p>
-    <w:p>
-      <w:pPr>
-        <w:pStyle w:val="ListBullet"/>
-      </w:pPr>
-      <w:r>
-        <w:t>agent_definitions.py: agent personalities, colors, and system-prompt construction.</w:t>
-      </w:r>
-    </w:p>
-    <w:p>
-      <w:pPr>
-        <w:pStyle w:val="ListBullet"/>
-      </w:pPr>
-      <w:r>
-        <w:t>agent_runner.py: Groq API client setup and agent response orchestration.</w:t>
-      </w:r>
-    </w:p>
-    <w:p>
-      <w:pPr>
-        <w:pStyle w:val="ListBullet"/>
-      </w:pPr>
-      <w:r>
-        <w:t>pitch_generator.py: JSON investor pitch generation and Markdown business-plan generation.</w:t>
-      </w:r>
-    </w:p>
-    <w:p>
-      <w:pPr>
-        <w:pStyle w:val="ListBullet"/>
-      </w:pPr>
-      <w:r>
-        <w:t>ui_helpers.py: CSS injection and reusable rendering helpers.</w:t>
-      </w:r>
-    </w:p>
-    <w:p>
-      <w:pPr>
-        <w:pStyle w:val="Heading1"/>
-      </w:pPr>
-      <w:r>
-        <w:t>5. File Reference</w:t>
+        <w:t>4. Technology Stack</w:t>
       </w:r>
     </w:p>
     <w:tbl>
@@ -262,50 +237,49 @@
         <w:tblLook w:val="04A0" w:firstRow="1" w:lastRow="0" w:firstColumn="1" w:lastColumn="0" w:noHBand="0" w:noVBand="1"/>
       </w:tblPr>
       <w:tblGrid>
-        <w:gridCol w:w="2880"/>
-        <w:gridCol w:w="2880"/>
-        <w:gridCol w:w="2880"/>
+        <w:gridCol w:w="2160"/>
+        <w:gridCol w:w="2160"/>
+        <w:gridCol w:w="2160"/>
+        <w:gridCol w:w="2160"/>
       </w:tblGrid>
       <w:tr>
         <w:tc>
           <w:tcPr>
-            <w:tcW w:w="2880" w:type="dxa"/>
-            <w:shd w:val="clear" w:color="auto" w:fill="1F2937"/>
+            <w:tcW w:w="2160" w:type="dxa"/>
           </w:tcPr>
           <w:p>
             <w:r>
-              <w:rPr>
-                <w:b/>
-              </w:rPr>
-              <w:t>File</w:t>
+              <w:t>Layer</w:t>
             </w:r>
           </w:p>
         </w:tc>
         <w:tc>
           <w:tcPr>
-            <w:tcW w:w="2880" w:type="dxa"/>
-            <w:shd w:val="clear" w:color="auto" w:fill="1F2937"/>
+            <w:tcW w:w="2160" w:type="dxa"/>
           </w:tcPr>
           <w:p>
             <w:r>
-              <w:rPr>
-                <w:b/>
-              </w:rPr>
-              <w:t>Purpose</w:t>
+              <w:t>Technology</w:t>
             </w:r>
           </w:p>
         </w:tc>
         <w:tc>
           <w:tcPr>
-            <w:tcW w:w="2880" w:type="dxa"/>
-            <w:shd w:val="clear" w:color="auto" w:fill="1F2937"/>
+            <w:tcW w:w="2160" w:type="dxa"/>
           </w:tcPr>
           <w:p>
             <w:r>
-              <w:rPr>
-                <w:b/>
-              </w:rPr>
-              <w:t>Notes</w:t>
+              <w:t>Version / Model</w:t>
+            </w:r>
+          </w:p>
+        </w:tc>
+        <w:tc>
+          <w:tcPr>
+            <w:tcW w:w="2160" w:type="dxa"/>
+          </w:tcPr>
+          <w:p>
+            <w:r>
+              <w:t>Purpose</w:t>
             </w:r>
           </w:p>
         </w:tc>
@@ -313,31 +287,44 @@
       <w:tr>
         <w:tc>
           <w:tcPr>
-            <w:tcW w:w="2880" w:type="dxa"/>
+            <w:tcW w:w="2160" w:type="dxa"/>
           </w:tcPr>
           <w:p>
             <w:r>
-              <w:t>app.py</w:t>
+              <w:t>Frontend + App Host</w:t>
             </w:r>
           </w:p>
         </w:tc>
         <w:tc>
           <w:tcPr>
-            <w:tcW w:w="2880" w:type="dxa"/>
+            <w:tcW w:w="2160" w:type="dxa"/>
           </w:tcPr>
           <w:p>
             <w:r>
-              <w:t>Main UI, session state, controls, pitch/business-plan workflow</w:t>
+              <w:t>Streamlit</w:t>
             </w:r>
           </w:p>
         </w:tc>
         <w:tc>
           <w:tcPr>
-            <w:tcW w:w="2880" w:type="dxa"/>
+            <w:tcW w:w="2160" w:type="dxa"/>
           </w:tcPr>
           <w:p>
             <w:r>
-              <w:t>3-column dashboard plus tabs</w:t>
+              <w:t>&gt;=1.35.0</w:t>
+            </w:r>
+          </w:p>
+        </w:tc>
+        <w:tc>
+          <w:tcPr>
+            <w:tcW w:w="2160" w:type="dxa"/>
+          </w:tcPr>
+          <w:p>
+            <w:r>
+              <w:t xml:space="preserve">UI rendering, </w:t>
+            </w:r>
+            <w:r>
+              <w:t>interactions, session state</w:t>
             </w:r>
           </w:p>
         </w:tc>
@@ -345,31 +332,41 @@
       <w:tr>
         <w:tc>
           <w:tcPr>
-            <w:tcW w:w="2880" w:type="dxa"/>
+            <w:tcW w:w="2160" w:type="dxa"/>
           </w:tcPr>
           <w:p>
             <w:r>
-              <w:t>pitch_generator.py</w:t>
+              <w:t>LLM Provider</w:t>
             </w:r>
           </w:p>
         </w:tc>
         <w:tc>
           <w:tcPr>
-            <w:tcW w:w="2880" w:type="dxa"/>
+            <w:tcW w:w="2160" w:type="dxa"/>
           </w:tcPr>
           <w:p>
             <w:r>
-              <w:t>AI synthesis for pitch JSON and business-plan Markdown</w:t>
+              <w:t>Groq API</w:t>
             </w:r>
           </w:p>
         </w:tc>
         <w:tc>
           <w:tcPr>
-            <w:tcW w:w="2880" w:type="dxa"/>
+            <w:tcW w:w="2160" w:type="dxa"/>
           </w:tcPr>
           <w:p>
             <w:r>
-              <w:t>Uses Groq chat completions</w:t>
+              <w:t>groq&gt;=0.9.0</w:t>
+            </w:r>
+          </w:p>
+        </w:tc>
+        <w:tc>
+          <w:tcPr>
+            <w:tcW w:w="2160" w:type="dxa"/>
+          </w:tcPr>
+          <w:p>
+            <w:r>
+              <w:t>Agent, pitch, and business-plan generation</w:t>
             </w:r>
           </w:p>
         </w:tc>
@@ -377,31 +374,41 @@
       <w:tr>
         <w:tc>
           <w:tcPr>
-            <w:tcW w:w="2880" w:type="dxa"/>
+            <w:tcW w:w="2160" w:type="dxa"/>
           </w:tcPr>
           <w:p>
             <w:r>
-              <w:t>agent_runner.py</w:t>
+              <w:t>Model</w:t>
             </w:r>
           </w:p>
         </w:tc>
         <w:tc>
           <w:tcPr>
-            <w:tcW w:w="2880" w:type="dxa"/>
+            <w:tcW w:w="2160" w:type="dxa"/>
           </w:tcPr>
           <w:p>
             <w:r>
-              <w:t>Calls each AI agent and constructs message context</w:t>
+              <w:t>Llama</w:t>
             </w:r>
           </w:p>
         </w:tc>
         <w:tc>
           <w:tcPr>
-            <w:tcW w:w="2880" w:type="dxa"/>
+            <w:tcW w:w="2160" w:type="dxa"/>
           </w:tcPr>
           <w:p>
             <w:r>
-              <w:t>Reads GROQ_API_KEY from session or env</w:t>
+              <w:t>meta-llama/llama-4-scout-17b-16e-instruct</w:t>
+            </w:r>
+          </w:p>
+        </w:tc>
+        <w:tc>
+          <w:tcPr>
+            <w:tcW w:w="2160" w:type="dxa"/>
+          </w:tcPr>
+          <w:p>
+            <w:r>
+              <w:t>Core text generation</w:t>
             </w:r>
           </w:p>
         </w:tc>
@@ -409,31 +416,44 @@
       <w:tr>
         <w:tc>
           <w:tcPr>
-            <w:tcW w:w="2880" w:type="dxa"/>
+            <w:tcW w:w="2160" w:type="dxa"/>
           </w:tcPr>
           <w:p>
             <w:r>
-              <w:t>agent_definitions.py</w:t>
+              <w:t>Voice</w:t>
             </w:r>
           </w:p>
         </w:tc>
         <w:tc>
           <w:tcPr>
-            <w:tcW w:w="2880" w:type="dxa"/>
+            <w:tcW w:w="2160" w:type="dxa"/>
           </w:tcPr>
           <w:p>
             <w:r>
-              <w:t>Agent roster, personalities, and round-aware prompt rules</w:t>
+              <w:t>edge-tts</w:t>
             </w:r>
           </w:p>
         </w:tc>
         <w:tc>
           <w:tcPr>
-            <w:tcW w:w="2880" w:type="dxa"/>
+            <w:tcW w:w="2160" w:type="dxa"/>
           </w:tcPr>
           <w:p>
             <w:r>
-              <w:t>Five executive personas</w:t>
+              <w:t>&gt;</w:t>
+            </w:r>
+            <w:r>
+              <w:t>=6.1.9</w:t>
+            </w:r>
+          </w:p>
+        </w:tc>
+        <w:tc>
+          <w:tcPr>
+            <w:tcW w:w="2160" w:type="dxa"/>
+          </w:tcPr>
+          <w:p>
+            <w:r>
+              <w:t>Role-based audio narration</w:t>
             </w:r>
           </w:p>
         </w:tc>
@@ -441,64 +461,41 @@
       <w:tr>
         <w:tc>
           <w:tcPr>
-            <w:tcW w:w="2880" w:type="dxa"/>
+            <w:tcW w:w="2160" w:type="dxa"/>
           </w:tcPr>
           <w:p>
             <w:r>
-              <w:lastRenderedPageBreak/>
-              <w:t>ui_helpers.py</w:t>
+              <w:t>Language</w:t>
             </w:r>
           </w:p>
         </w:tc>
         <w:tc>
           <w:tcPr>
-            <w:tcW w:w="2880" w:type="dxa"/>
+            <w:tcW w:w="2160" w:type="dxa"/>
           </w:tcPr>
           <w:p>
             <w:r>
-              <w:t>Custom CSS and all visual rendering helpers</w:t>
+              <w:t>Python</w:t>
             </w:r>
           </w:p>
         </w:tc>
         <w:tc>
           <w:tcPr>
-            <w:tcW w:w="2880" w:type="dxa"/>
+            <w:tcW w:w="2160" w:type="dxa"/>
           </w:tcPr>
           <w:p>
             <w:r>
-              <w:t>Boardroom theme, pitch cards, insights</w:t>
-            </w:r>
-          </w:p>
-        </w:tc>
-      </w:tr>
-      <w:tr>
-        <w:tc>
-          <w:tcPr>
-            <w:tcW w:w="2880" w:type="dxa"/>
-          </w:tcPr>
-          <w:p>
-            <w:r>
-              <w:t>requirements.txt</w:t>
+              <w:t>3.14 (venv)</w:t>
             </w:r>
           </w:p>
         </w:tc>
         <w:tc>
           <w:tcPr>
-            <w:tcW w:w="2880" w:type="dxa"/>
+            <w:tcW w:w="2160" w:type="dxa"/>
           </w:tcPr>
           <w:p>
             <w:r>
-              <w:t>Runtime dependencies</w:t>
-            </w:r>
-          </w:p>
-        </w:tc>
-        <w:tc>
-          <w:tcPr>
-            <w:tcW w:w="2880" w:type="dxa"/>
-          </w:tcPr>
-          <w:p>
-            <w:r>
-              <w:t>Streamlit, Groq, python-dotenv, python-docx</w:t>
+              <w:t>Application runtime</w:t>
             </w:r>
           </w:p>
         </w:tc>
@@ -509,468 +506,402 @@
         <w:pStyle w:val="Heading1"/>
       </w:pPr>
       <w:r>
-        <w:t>6. Agent Roles</w:t>
+        <w:lastRenderedPageBreak/>
+        <w:t>5. High-Level Architecture Design</w:t>
       </w:r>
     </w:p>
-    <w:tbl>
-      <w:tblPr>
-        <w:tblStyle w:val="TableGrid"/>
-        <w:tblW w:w="0" w:type="auto"/>
-        <w:tblLook w:val="04A0" w:firstRow="1" w:lastRow="0" w:firstColumn="1" w:lastColumn="0" w:noHBand="0" w:noVBand="1"/>
-      </w:tblPr>
-      <w:tblGrid>
-        <w:gridCol w:w="1728"/>
-        <w:gridCol w:w="1728"/>
-        <w:gridCol w:w="1728"/>
-        <w:gridCol w:w="1728"/>
-        <w:gridCol w:w="1728"/>
-      </w:tblGrid>
-      <w:tr>
-        <w:tc>
-          <w:tcPr>
-            <w:tcW w:w="1728" w:type="dxa"/>
-            <w:shd w:val="clear" w:color="auto" w:fill="1F2937"/>
-          </w:tcPr>
-          <w:p>
-            <w:r>
-              <w:rPr>
-                <w:b/>
-              </w:rPr>
-              <w:t>Role</w:t>
-            </w:r>
-          </w:p>
-        </w:tc>
-        <w:tc>
-          <w:tcPr>
-            <w:tcW w:w="1728" w:type="dxa"/>
-            <w:shd w:val="clear" w:color="auto" w:fill="1F2937"/>
-          </w:tcPr>
-          <w:p>
-            <w:r>
-              <w:rPr>
-                <w:b/>
-              </w:rPr>
-              <w:t>Name</w:t>
-            </w:r>
-          </w:p>
-        </w:tc>
-        <w:tc>
-          <w:tcPr>
-            <w:tcW w:w="1728" w:type="dxa"/>
-            <w:shd w:val="clear" w:color="auto" w:fill="1F2937"/>
-          </w:tcPr>
-          <w:p>
-            <w:r>
-              <w:rPr>
-                <w:b/>
-              </w:rPr>
-              <w:t>Personality</w:t>
-            </w:r>
-          </w:p>
-        </w:tc>
-        <w:tc>
-          <w:tcPr>
-            <w:tcW w:w="1728" w:type="dxa"/>
-            <w:shd w:val="clear" w:color="auto" w:fill="1F2937"/>
-          </w:tcPr>
-          <w:p>
-            <w:r>
-              <w:rPr>
-                <w:b/>
-              </w:rPr>
-              <w:t>Color</w:t>
-            </w:r>
-          </w:p>
-        </w:tc>
-        <w:tc>
-          <w:tcPr>
-            <w:tcW w:w="1728" w:type="dxa"/>
-            <w:shd w:val="clear" w:color="auto" w:fill="1F2937"/>
-          </w:tcPr>
-          <w:p>
-            <w:r>
-              <w:rPr>
-                <w:b/>
-              </w:rPr>
-              <w:t>Primary focus</w:t>
-            </w:r>
-          </w:p>
-        </w:tc>
-      </w:tr>
-      <w:tr>
-        <w:tc>
-          <w:tcPr>
-            <w:tcW w:w="1728" w:type="dxa"/>
-          </w:tcPr>
-          <w:p>
-            <w:r>
-              <w:t>CEO</w:t>
-            </w:r>
-          </w:p>
-        </w:tc>
-        <w:tc>
-          <w:tcPr>
-            <w:tcW w:w="1728" w:type="dxa"/>
-          </w:tcPr>
-          <w:p>
-            <w:r>
-              <w:t>Sarah Chen</w:t>
-            </w:r>
-          </w:p>
-        </w:tc>
-        <w:tc>
-          <w:tcPr>
-            <w:tcW w:w="1728" w:type="dxa"/>
-          </w:tcPr>
-          <w:p>
-            <w:r>
-              <w:t>Visionary, optimistic, market-timing focused</w:t>
-            </w:r>
-          </w:p>
-        </w:tc>
-        <w:tc>
-          <w:tcPr>
-            <w:tcW w:w="1728" w:type="dxa"/>
-          </w:tcPr>
-          <w:p>
-            <w:r>
-              <w:t>Indigo</w:t>
-            </w:r>
-          </w:p>
-        </w:tc>
-        <w:tc>
-          <w:tcPr>
-            <w:tcW w:w="1728" w:type="dxa"/>
-          </w:tcPr>
-          <w:p>
-            <w:r>
-              <w:t>Strategy and category creation</w:t>
-            </w:r>
-          </w:p>
-        </w:tc>
-      </w:tr>
-      <w:tr>
-        <w:tc>
-          <w:tcPr>
-            <w:tcW w:w="1728" w:type="dxa"/>
-          </w:tcPr>
-          <w:p>
-            <w:r>
-              <w:t>CTO</w:t>
-            </w:r>
-          </w:p>
-        </w:tc>
-        <w:tc>
-          <w:tcPr>
-            <w:tcW w:w="1728" w:type="dxa"/>
-          </w:tcPr>
-          <w:p>
-            <w:r>
-              <w:t>Marcus Webb</w:t>
-            </w:r>
-          </w:p>
-        </w:tc>
-        <w:tc>
-          <w:tcPr>
-            <w:tcW w:w="1728" w:type="dxa"/>
-          </w:tcPr>
-          <w:p>
-            <w:r>
-              <w:t>Technical, pragmatic, feasibility-focused</w:t>
-            </w:r>
-          </w:p>
-        </w:tc>
-        <w:tc>
-          <w:tcPr>
-            <w:tcW w:w="1728" w:type="dxa"/>
-          </w:tcPr>
-          <w:p>
-            <w:r>
-              <w:t>Emerald</w:t>
-            </w:r>
-          </w:p>
-        </w:tc>
-        <w:tc>
-          <w:tcPr>
-            <w:tcW w:w="1728" w:type="dxa"/>
-          </w:tcPr>
-          <w:p>
-            <w:r>
-              <w:t>Engineering tradeoffs and scalability</w:t>
-            </w:r>
-          </w:p>
-        </w:tc>
-      </w:tr>
-      <w:tr>
-        <w:tc>
-          <w:tcPr>
-            <w:tcW w:w="1728" w:type="dxa"/>
-          </w:tcPr>
-          <w:p>
-            <w:r>
-              <w:t>CFO</w:t>
-            </w:r>
-          </w:p>
-        </w:tc>
-        <w:tc>
-          <w:tcPr>
-            <w:tcW w:w="1728" w:type="dxa"/>
-          </w:tcPr>
-          <w:p>
-            <w:r>
-              <w:t>Diana Okafor</w:t>
-            </w:r>
-          </w:p>
-        </w:tc>
-        <w:tc>
-          <w:tcPr>
-            <w:tcW w:w="1728" w:type="dxa"/>
-          </w:tcPr>
-          <w:p>
-            <w:r>
-              <w:t>Skeptical, financial-risk focused</w:t>
-            </w:r>
-          </w:p>
-        </w:tc>
-        <w:tc>
-          <w:tcPr>
-            <w:tcW w:w="1728" w:type="dxa"/>
-          </w:tcPr>
-          <w:p>
-            <w:r>
-              <w:t>Amber</w:t>
-            </w:r>
-          </w:p>
-        </w:tc>
-        <w:tc>
-          <w:tcPr>
-            <w:tcW w:w="1728" w:type="dxa"/>
-          </w:tcPr>
-          <w:p>
-            <w:r>
-              <w:t>Unit economics and profitability</w:t>
-            </w:r>
-          </w:p>
-        </w:tc>
-      </w:tr>
-      <w:tr>
-        <w:tc>
-          <w:tcPr>
-            <w:tcW w:w="1728" w:type="dxa"/>
-          </w:tcPr>
-          <w:p>
-            <w:r>
-              <w:t>CMO</w:t>
-            </w:r>
-          </w:p>
-        </w:tc>
-        <w:tc>
-          <w:tcPr>
-            <w:tcW w:w="1728" w:type="dxa"/>
-          </w:tcPr>
-          <w:p>
-            <w:r>
-              <w:t>Jake Rivera</w:t>
-            </w:r>
-          </w:p>
-        </w:tc>
-        <w:tc>
-          <w:tcPr>
-            <w:tcW w:w="1728" w:type="dxa"/>
-          </w:tcPr>
-          <w:p>
-            <w:r>
-              <w:t>Growth-oriented, customer-obsessed</w:t>
-            </w:r>
-          </w:p>
-        </w:tc>
-        <w:tc>
-          <w:tcPr>
-            <w:tcW w:w="1728" w:type="dxa"/>
-          </w:tcPr>
-          <w:p>
-            <w:r>
-              <w:t>Pink</w:t>
-            </w:r>
-          </w:p>
-        </w:tc>
-        <w:tc>
-          <w:tcPr>
-            <w:tcW w:w="1728" w:type="dxa"/>
-          </w:tcPr>
-          <w:p>
-            <w:r>
-              <w:t>Brand, positioning, and GTM</w:t>
-            </w:r>
-          </w:p>
-        </w:tc>
-      </w:tr>
-      <w:tr>
-        <w:tc>
-          <w:tcPr>
-            <w:tcW w:w="1728" w:type="dxa"/>
-          </w:tcPr>
-          <w:p>
-            <w:r>
-              <w:t>Investor</w:t>
-            </w:r>
-          </w:p>
-        </w:tc>
-        <w:tc>
-          <w:tcPr>
-            <w:tcW w:w="1728" w:type="dxa"/>
-          </w:tcPr>
-          <w:p>
-            <w:r>
-              <w:t>Victoria Stone</w:t>
-            </w:r>
-          </w:p>
-        </w:tc>
-        <w:tc>
-          <w:tcPr>
-            <w:tcW w:w="1728" w:type="dxa"/>
-          </w:tcPr>
-          <w:p>
-            <w:r>
-              <w:t>Blunt, synthesis-driven, final evaluator</w:t>
-            </w:r>
-          </w:p>
-        </w:tc>
-        <w:tc>
-          <w:tcPr>
-            <w:tcW w:w="1728" w:type="dxa"/>
-          </w:tcPr>
-          <w:p>
-            <w:r>
-              <w:t>Violet</w:t>
-            </w:r>
-          </w:p>
-        </w:tc>
-        <w:tc>
-          <w:tcPr>
-            <w:tcW w:w="1728" w:type="dxa"/>
-          </w:tcPr>
-          <w:p>
-            <w:r>
-              <w:t>VC verdict and risk summary</w:t>
-            </w:r>
-          </w:p>
-        </w:tc>
-      </w:tr>
-    </w:tbl>
     <w:p>
-      <w:pPr>
-        <w:pStyle w:val="Heading1"/>
-      </w:pPr>
       <w:r>
-        <w:t>7. Session State and Behavior</w:t>
+        <w:t>Major modules and interactions:</w:t>
       </w:r>
+    </w:p>
+    <w:p>
       <w:r>
-        <w:t xml:space="preserve"> </w:t>
+        <w:rPr>
+          <w:rFonts w:ascii="Courier New" w:hAnsi="Courier New"/>
+          <w:sz w:val="18"/>
+        </w:rPr>
+        <w:t>+-----------------------------+          +------------------------------+</w:t>
       </w:r>
       <w:r>
         <w:rPr>
-          <w:sz w:val="24"/>
-          <w:szCs w:val="24"/>
+          <w:rFonts w:ascii="Courier New" w:hAnsi="Courier New"/>
+          <w:sz w:val="18"/>
         </w:rPr>
-        <w:t>(can be change if required during development)</w:t>
+        <w:br/>
+        <w:t>|          USER               |</w:t>
+      </w:r>
+      <w:r>
+        <w:rPr>
+          <w:rFonts w:ascii="Courier New" w:hAnsi="Courier New"/>
+          <w:sz w:val="18"/>
+        </w:rPr>
+        <w:t xml:space="preserve">          |       SIDEBAR CONFIG         |</w:t>
+      </w:r>
+      <w:r>
+        <w:rPr>
+          <w:rFonts w:ascii="Courier New" w:hAnsi="Courier New"/>
+          <w:sz w:val="18"/>
+        </w:rPr>
+        <w:br/>
+        <w:t>|  (Chairperson in Browser)   |          |  (Groq API key input)        |</w:t>
+      </w:r>
+      <w:r>
+        <w:rPr>
+          <w:rFonts w:ascii="Courier New" w:hAnsi="Courier New"/>
+          <w:sz w:val="18"/>
+        </w:rPr>
+        <w:br/>
+        <w:t>+--------------+--------------+          +---------------+--------------+</w:t>
+      </w:r>
+      <w:r>
+        <w:rPr>
+          <w:rFonts w:ascii="Courier New" w:hAnsi="Courier New"/>
+          <w:sz w:val="18"/>
+        </w:rPr>
+        <w:br/>
+        <w:t xml:space="preserve">               |                                             |</w:t>
+      </w:r>
+      <w:r>
+        <w:rPr>
+          <w:rFonts w:ascii="Courier New" w:hAnsi="Courier New"/>
+          <w:sz w:val="18"/>
+        </w:rPr>
+        <w:br/>
+        <w:t xml:space="preserve">  </w:t>
+      </w:r>
+      <w:r>
+        <w:rPr>
+          <w:rFonts w:ascii="Courier New" w:hAnsi="Courier New"/>
+          <w:sz w:val="18"/>
+        </w:rPr>
+        <w:t xml:space="preserve">             v                                             v</w:t>
+      </w:r>
+      <w:r>
+        <w:rPr>
+          <w:rFonts w:ascii="Courier New" w:hAnsi="Courier New"/>
+          <w:sz w:val="18"/>
+        </w:rPr>
+        <w:br/>
+        <w:t>+--------------------------------------------------------------------------+</w:t>
+      </w:r>
+      <w:r>
+        <w:rPr>
+          <w:rFonts w:ascii="Courier New" w:hAnsi="Courier New"/>
+          <w:sz w:val="18"/>
+        </w:rPr>
+        <w:br/>
+        <w:t>|                           STREAMLIT APP (app.py)                         |</w:t>
+      </w:r>
+      <w:r>
+        <w:rPr>
+          <w:rFonts w:ascii="Courier New" w:hAnsi="Courier New"/>
+          <w:sz w:val="18"/>
+        </w:rPr>
+        <w:br/>
+        <w:t xml:space="preserve">|  - UI layout, events, state            </w:t>
+      </w:r>
+      <w:r>
+        <w:rPr>
+          <w:rFonts w:ascii="Courier New" w:hAnsi="Courier New"/>
+          <w:sz w:val="18"/>
+        </w:rPr>
+        <w:t xml:space="preserve">                                   |</w:t>
+      </w:r>
+      <w:r>
+        <w:rPr>
+          <w:rFonts w:ascii="Courier New" w:hAnsi="Courier New"/>
+          <w:sz w:val="18"/>
+        </w:rPr>
+        <w:br/>
+        <w:t>+----------------------+-------------------------+--------------------------+</w:t>
+      </w:r>
+      <w:r>
+        <w:rPr>
+          <w:rFonts w:ascii="Courier New" w:hAnsi="Courier New"/>
+          <w:sz w:val="18"/>
+        </w:rPr>
+        <w:br/>
+        <w:t xml:space="preserve">                       |                         |</w:t>
+      </w:r>
+      <w:r>
+        <w:rPr>
+          <w:rFonts w:ascii="Courier New" w:hAnsi="Courier New"/>
+          <w:sz w:val="18"/>
+        </w:rPr>
+        <w:br/>
+        <w:t xml:space="preserve">                       v                         v</w:t>
+      </w:r>
+      <w:r>
+        <w:rPr>
+          <w:rFonts w:ascii="Courier New" w:hAnsi="Courier New"/>
+          <w:sz w:val="18"/>
+        </w:rPr>
+        <w:br/>
+        <w:t xml:space="preserve">        +----------------------------+ </w:t>
+      </w:r>
+      <w:r>
+        <w:rPr>
+          <w:rFonts w:ascii="Courier New" w:hAnsi="Courier New"/>
+          <w:sz w:val="18"/>
+        </w:rPr>
+        <w:t xml:space="preserve">  +-----------------------------+</w:t>
+      </w:r>
+      <w:r>
+        <w:rPr>
+          <w:rFonts w:ascii="Courier New" w:hAnsi="Courier New"/>
+          <w:sz w:val="18"/>
+        </w:rPr>
+        <w:br/>
+        <w:t xml:space="preserve">        | agent_runner.py            |   | pitch_generator.py          |</w:t>
+      </w:r>
+      <w:r>
+        <w:rPr>
+          <w:rFonts w:ascii="Courier New" w:hAnsi="Courier New"/>
+          <w:sz w:val="18"/>
+        </w:rPr>
+        <w:br/>
+        <w:t xml:space="preserve">        | - build messages           |   | - pitch/business plan       |</w:t>
+      </w:r>
+      <w:r>
+        <w:rPr>
+          <w:rFonts w:ascii="Courier New" w:hAnsi="Courier New"/>
+          <w:sz w:val="18"/>
+        </w:rPr>
+        <w:br/>
+        <w:t xml:space="preserve">        | - call_agent()             |   |   generation                |</w:t>
+      </w:r>
+      <w:r>
+        <w:rPr>
+          <w:rFonts w:ascii="Courier New" w:hAnsi="Courier New"/>
+          <w:sz w:val="18"/>
+        </w:rPr>
+        <w:br/>
+        <w:t xml:space="preserve">   </w:t>
+      </w:r>
+      <w:r>
+        <w:rPr>
+          <w:rFonts w:ascii="Courier New" w:hAnsi="Courier New"/>
+          <w:sz w:val="18"/>
+        </w:rPr>
+        <w:t xml:space="preserve">     +-------------+--------------+   +-------------+---------------+</w:t>
+      </w:r>
+      <w:r>
+        <w:rPr>
+          <w:rFonts w:ascii="Courier New" w:hAnsi="Courier New"/>
+          <w:sz w:val="18"/>
+        </w:rPr>
+        <w:br/>
+        <w:t xml:space="preserve">                      |                                |</w:t>
+      </w:r>
+      <w:r>
+        <w:rPr>
+          <w:rFonts w:ascii="Courier New" w:hAnsi="Courier New"/>
+          <w:sz w:val="18"/>
+        </w:rPr>
+        <w:br/>
+        <w:t xml:space="preserve">                      +---------------+----------------+</w:t>
+      </w:r>
+      <w:r>
+        <w:rPr>
+          <w:rFonts w:ascii="Courier New" w:hAnsi="Courier New"/>
+          <w:sz w:val="18"/>
+        </w:rPr>
+        <w:br/>
+        <w:t xml:space="preserve">                                      v</w:t>
+      </w:r>
+      <w:r>
+        <w:rPr>
+          <w:rFonts w:ascii="Courier New" w:hAnsi="Courier New"/>
+          <w:sz w:val="18"/>
+        </w:rPr>
+        <w:br/>
+        <w:t xml:space="preserve">                          +-----</w:t>
+      </w:r>
+      <w:r>
+        <w:rPr>
+          <w:rFonts w:ascii="Courier New" w:hAnsi="Courier New"/>
+          <w:sz w:val="18"/>
+        </w:rPr>
+        <w:t>----------------------+</w:t>
+      </w:r>
+      <w:r>
+        <w:rPr>
+          <w:rFonts w:ascii="Courier New" w:hAnsi="Courier New"/>
+          <w:sz w:val="18"/>
+        </w:rPr>
+        <w:br/>
+        <w:t xml:space="preserve">                          | GROQ API (Llama 4 Scout) |</w:t>
+      </w:r>
+      <w:r>
+        <w:rPr>
+          <w:rFonts w:ascii="Courier New" w:hAnsi="Courier New"/>
+          <w:sz w:val="18"/>
+        </w:rPr>
+        <w:br/>
+        <w:t xml:space="preserve">                          +---------------------------+</w:t>
+      </w:r>
+      <w:r>
+        <w:rPr>
+          <w:rFonts w:ascii="Courier New" w:hAnsi="Courier New"/>
+          <w:sz w:val="18"/>
+        </w:rPr>
+        <w:br/>
+      </w:r>
+      <w:r>
+        <w:rPr>
+          <w:rFonts w:ascii="Courier New" w:hAnsi="Courier New"/>
+          <w:sz w:val="18"/>
+        </w:rPr>
+        <w:br/>
+        <w:t>Support module: ui_helpers.py (CSS, rendering, audio utilities)</w:t>
       </w:r>
     </w:p>
     <w:p>
       <w:pPr>
-        <w:pStyle w:val="ListBullet"/>
+        <w:pStyle w:val="Heading1"/>
       </w:pPr>
       <w:r>
-        <w:t>conversation_history: full list of user and agent messages.</w:t>
+        <w:t>6. End-to-End User Flow</w:t>
       </w:r>
     </w:p>
     <w:p>
       <w:pPr>
-        <w:pStyle w:val="ListBullet"/>
+        <w:pStyle w:val="ListNumber"/>
       </w:pPr>
       <w:r>
-        <w:t>pitch: structured investor pitch JSON returned by pitch_generator.py.</w:t>
+        <w:t>User enters startup idea.</w:t>
       </w:r>
     </w:p>
     <w:p>
       <w:pPr>
-        <w:pStyle w:val="ListBullet"/>
+        <w:pStyle w:val="ListNumber"/>
       </w:pPr>
       <w:r>
-        <w:t>business_plan: Markdown business-plan output for preview/download.</w:t>
+        <w:t>Sessio</w:t>
+      </w:r>
+      <w:r>
+        <w:t>n state initializes and boardroom layout is shown.</w:t>
       </w:r>
     </w:p>
     <w:p>
       <w:pPr>
-        <w:pStyle w:val="ListBullet"/>
+        <w:pStyle w:val="ListNumber"/>
       </w:pPr>
       <w:r>
-        <w:t>current_idea: startup idea currently under discussion.</w:t>
+        <w:t>User summons agent or posts chairperson message.</w:t>
       </w:r>
     </w:p>
     <w:p>
       <w:pPr>
-        <w:pStyle w:val="ListBullet"/>
+        <w:pStyle w:val="ListNumber"/>
       </w:pPr>
       <w:r>
-        <w:t>debate_finished: flag used to gate pitch generation.</w:t>
+        <w:t>Prompt is built with transcript context and sent to Groq.</w:t>
       </w:r>
     </w:p>
     <w:p>
       <w:pPr>
-        <w:pStyle w:val="ListBullet"/>
+        <w:pStyle w:val="ListNumber"/>
       </w:pPr>
       <w:r>
-        <w:t>session_started: indicates whether the session has been initialized.</w:t>
+        <w:t>Agent response is appended; scores/UI/audio state update.</w:t>
       </w:r>
     </w:p>
     <w:p>
       <w:pPr>
-        <w:pStyle w:val="ListBullet"/>
+        <w:pStyle w:val="ListNumber"/>
       </w:pPr>
       <w:r>
-        <w:t>active_agent: tracks the most recent speaking agent.</w:t>
+        <w:t xml:space="preserve">User repeats discussion until debate is </w:t>
+      </w:r>
+      <w:r>
+        <w:t>complete.</w:t>
       </w:r>
     </w:p>
     <w:p>
       <w:pPr>
-        <w:pStyle w:val="ListBullet"/>
+        <w:pStyle w:val="ListNumber"/>
       </w:pPr>
       <w:r>
-        <w:t>show_history: controls whether the full transcript is visible.</w:t>
+        <w:t>User finishes debate and generates investor pitch.</w:t>
       </w:r>
     </w:p>
     <w:p>
       <w:pPr>
-        <w:pStyle w:val="Heading1"/>
+        <w:pStyle w:val="ListNumber"/>
       </w:pPr>
       <w:r>
-        <w:t>8. Investor Pitch Output Schema</w:t>
+        <w:t>User optionally generates and downloads business plan markdown.</w:t>
       </w:r>
     </w:p>
     <w:p>
       <w:pPr>
-        <w:pStyle w:val="ListBullet"/>
+        <w:pStyle w:val="Heading2"/>
       </w:pPr>
       <w:r>
-        <w:t>The pitch generator returns a JSON object with fields such as startup_name, tagline, problem, solution, target_market, business_model, vision, key_features, competitive_advantage, elevator_pitch, investor_score, critical_risk, and key_risks.</w:t>
+        <w:t>6.1 Clear User Flow Diagram</w:t>
+      </w:r>
+    </w:p>
+    <w:p/>
+    <w:p>
+      <w:r>
+        <w:rPr>
+          <w:noProof/>
+        </w:rPr>
+        <w:lastRenderedPageBreak/>
+        <w:drawing>
+          <wp:inline distT="0" distB="0" distL="0" distR="0" wp14:anchorId="076DDA20" wp14:editId="6371C607">
+            <wp:extent cx="5486400" cy="8145780"/>
+            <wp:effectExtent l="0" t="0" r="0" b="7620"/>
+            <wp:docPr id="1" name="Picture 1"/>
+            <wp:cNvGraphicFramePr>
+              <a:graphicFrameLocks xmlns:a="http://schemas.openxmlformats.org/drawingml/2006/main" noChangeAspect="1"/>
+            </wp:cNvGraphicFramePr>
+            <a:graphic xmlns:a="http://schemas.openxmlformats.org/drawingml/2006/main">
+              <a:graphicData uri="http://schemas.openxmlformats.org/drawingml/2006/picture">
+                <pic:pic xmlns:pic="http://schemas.openxmlformats.org/drawingml/2006/picture">
+                  <pic:nvPicPr>
+                    <pic:cNvPr id="1" name="Picture 1"/>
+                    <pic:cNvPicPr/>
+                  </pic:nvPicPr>
+                  <pic:blipFill>
+                    <a:blip r:embed="rId6"/>
+                    <a:stretch>
+                      <a:fillRect/>
+                    </a:stretch>
+                  </pic:blipFill>
+                  <pic:spPr>
+                    <a:xfrm>
+                      <a:off x="0" y="0"/>
+                      <a:ext cx="5486400" cy="8145780"/>
+                    </a:xfrm>
+                    <a:prstGeom prst="rect">
+                      <a:avLst/>
+                    </a:prstGeom>
+                  </pic:spPr>
+                </pic:pic>
+              </a:graphicData>
+            </a:graphic>
+          </wp:inline>
+        </w:drawing>
       </w:r>
     </w:p>
     <w:p>
       <w:pPr>
-        <w:pStyle w:val="ListBullet"/>
+        <w:pStyle w:val="Heading1"/>
       </w:pPr>
       <w:r>
-        <w:t>The UI is designed to present the pitch in professional cards, with fallback behavior if a field is missing.</w:t>
+        <w:lastRenderedPageBreak/>
+        <w:t>7. Implementation Notes</w:t>
       </w:r>
     </w:p>
     <w:p>
       <w:pPr>
-        <w:pStyle w:val="Heading1"/>
+        <w:pStyle w:val="ListBullet"/>
       </w:pPr>
       <w:r>
-        <w:lastRenderedPageBreak/>
-        <w:t>9. Business Plan Workflow</w:t>
+        <w:t>Agent personalities and constraints are defined in agent_definitions.py.</w:t>
       </w:r>
     </w:p>
     <w:p>
@@ -978,7 +909,10 @@
         <w:pStyle w:val="ListBullet"/>
       </w:pPr>
       <w:r>
-        <w:t>The Generate Business Plan button appears in the Pitch Deck tab after a pitch exists.</w:t>
+        <w:t xml:space="preserve">Agent calls are context-aware and </w:t>
+      </w:r>
+      <w:r>
+        <w:t>transcript-driven in agent_runner.py.</w:t>
       </w:r>
     </w:p>
     <w:p>
@@ -986,7 +920,7 @@
         <w:pStyle w:val="ListBullet"/>
       </w:pPr>
       <w:r>
-        <w:t>The plan is created from the startup idea, pitch JSON, and boardroom transcript.</w:t>
+        <w:t>Pitch output is strict JSON with parser fallback protections.</w:t>
       </w:r>
     </w:p>
     <w:p>
@@ -994,7 +928,7 @@
         <w:pStyle w:val="ListBullet"/>
       </w:pPr>
       <w:r>
-        <w:t>The output is formatted as Markdown and stored in session state.</w:t>
+        <w:t>Business plan output is markdown with download support.</w:t>
       </w:r>
     </w:p>
     <w:p>
@@ -1002,23 +936,26 @@
         <w:pStyle w:val="ListBullet"/>
       </w:pPr>
       <w:r>
-        <w:t>Users can preview the document in the app and download it as business_plan.md.</w:t>
+        <w:t>UI layer includes premium CSS styling and optional voice replay.</w:t>
       </w:r>
     </w:p>
     <w:p>
       <w:pPr>
-        <w:pStyle w:val="ListBullet"/>
+        <w:pStyle w:val="Heading1"/>
       </w:pPr>
       <w:r>
-        <w:t>If Streamlit styling looks stale, refresh the browser or restart the app.</w:t>
+        <w:t>8. Security and Operations</w:t>
       </w:r>
     </w:p>
     <w:p>
       <w:pPr>
-        <w:pStyle w:val="Heading1"/>
+        <w:pStyle w:val="ListBullet"/>
       </w:pPr>
       <w:r>
-        <w:t>12. Dependencies</w:t>
+        <w:t xml:space="preserve">API key </w:t>
+      </w:r>
+      <w:r>
+        <w:t>can be passed by environment variable or sidebar input.</w:t>
       </w:r>
     </w:p>
     <w:p>
@@ -1026,7 +963,7 @@
         <w:pStyle w:val="ListBullet"/>
       </w:pPr>
       <w:r>
-        <w:t>streamlit: UI framework and app runtime.</w:t>
+        <w:t>No key is hardcoded in source files.</w:t>
       </w:r>
     </w:p>
     <w:p>
@@ -1034,23 +971,23 @@
         <w:pStyle w:val="ListBullet"/>
       </w:pPr>
       <w:r>
-        <w:t>groq: API client used for agent responses and synthesis.</w:t>
+        <w:t>Current architecture uses in-memory session state (no persistent database).</w:t>
       </w:r>
     </w:p>
     <w:p>
       <w:pPr>
-        <w:pStyle w:val="ListBullet"/>
+        <w:pStyle w:val="Heading1"/>
       </w:pPr>
       <w:r>
-        <w:t>Python: use to handle business login.</w:t>
+        <w:t>9. Limitations and Next Steps</w:t>
       </w:r>
     </w:p>
     <w:p>
       <w:pPr>
-        <w:pStyle w:val="Heading1"/>
+        <w:pStyle w:val="ListBullet"/>
       </w:pPr>
       <w:r>
-        <w:t>13. Verified Implementation Notes</w:t>
+        <w:t>No automated test suite yet.</w:t>
       </w:r>
     </w:p>
     <w:p>
@@ -1058,7 +995,10 @@
         <w:pStyle w:val="ListBullet"/>
       </w:pPr>
       <w:r>
-        <w:t>The app uses a dark boardroom aesthetic with custom CSS injected from ui_helpers.py.</w:t>
+        <w:t>No persistent long-term conv</w:t>
+      </w:r>
+      <w:r>
+        <w:t>ersation storage.</w:t>
       </w:r>
     </w:p>
     <w:p>
@@ -1066,23 +1006,47 @@
         <w:pStyle w:val="ListBullet"/>
       </w:pPr>
       <w:r>
-        <w:t>The live session panel emphasizes the latest response while allowing users to expand the full transcript.</w:t>
+        <w:t>Output quality depends on model adherence and prompt compliance.</w:t>
       </w:r>
     </w:p>
     <w:p>
       <w:pPr>
-        <w:pStyle w:val="ListBullet"/>
+        <w:pStyle w:val="ListNumber"/>
       </w:pPr>
       <w:r>
-        <w:t>The start-session control now creates a visible session-start event so the center panel is not empty.</w:t>
+        <w:t>Add tests for prompt/message builders and JSON fallback behavior.</w:t>
       </w:r>
     </w:p>
     <w:p>
       <w:pPr>
-        <w:pStyle w:val="ListBullet"/>
+        <w:pStyle w:val="ListNumber"/>
       </w:pPr>
       <w:r>
-        <w:t>Pitch rendering includes fallback handling for vision and key risk fields if the upstream model omits them.</w:t>
+        <w:t>Add conversation export (PDF/Markdown) and session restore.</w:t>
+      </w:r>
+    </w:p>
+    <w:p>
+      <w:pPr>
+        <w:pStyle w:val="ListNumber"/>
+      </w:pPr>
+      <w:r>
+        <w:t>Add pluggable model/provider abstraction for fu</w:t>
+      </w:r>
+      <w:r>
+        <w:t>ture expansion.</w:t>
+      </w:r>
+    </w:p>
+    <w:p>
+      <w:pPr>
+        <w:pStyle w:val="Heading1"/>
+      </w:pPr>
+      <w:r>
+        <w:t>10. Conclusion</w:t>
+      </w:r>
+    </w:p>
+    <w:p>
+      <w:r>
+        <w:t>AI Boardroom provides a complete, practical workflow from startup idea critique to investor-ready outputs. Its modular design supports fast iteration and future scale-up to analytics, persistence, and team collaboration.</w:t>
       </w:r>
     </w:p>
     <w:sectPr>
@@ -1583,6 +1547,11 @@
     <w:lsdException w:name="Book Title" w:uiPriority="33" w:qFormat="1"/>
     <w:lsdException w:name="Bibliography" w:semiHidden="1" w:uiPriority="37" w:unhideWhenUsed="1"/>
     <w:lsdException w:name="TOC Heading" w:semiHidden="1" w:uiPriority="39" w:unhideWhenUsed="1" w:qFormat="1"/>
+    <w:lsdException w:name="Plain Table 5" w:semiHidden="1" w:unhideWhenUsed="1"/>
+    <w:lsdException w:name="Grid Table Light" w:semiHidden="1" w:unhideWhenUsed="1"/>
+    <w:lsdException w:name="Grid Table 1 Light" w:semiHidden="1" w:unhideWhenUsed="1"/>
+    <w:lsdException w:name="Grid Table 2" w:semiHidden="1" w:unhideWhenUsed="1"/>
+    <w:lsdException w:name="Grid Table 3" w:semiHidden="1" w:unhideWhenUsed="1"/>
     <w:lsdException w:name="Grid Table 4" w:uiPriority="49"/>
     <w:lsdException w:name="Grid Table 5 Dark" w:uiPriority="50"/>
     <w:lsdException w:name="Grid Table 6 Colorful" w:uiPriority="51"/>
@@ -1690,7 +1659,6 @@
     <w:rsid w:val="00FC693F"/>
     <w:rPr>
       <w:rFonts w:ascii="Calibri" w:hAnsi="Calibri"/>
-      <w:sz w:val="21"/>
     </w:rPr>
   </w:style>
   <w:style w:type="paragraph" w:styleId="Heading1">
